--- a/projects/ciszubot/website/public/docs/docx/SECURITY.docx
+++ b/projects/ciszubot/website/public/docs/docx/SECURITY.docx
@@ -19,19 +19,19 @@
         <w:t xml:space="preserve"> </w:t>
       </w:r>
       <w:r>
-        <w:t xml:space="preserve">Versión: 2.5.5</w:t>
-      </w:r>
-      <w:r>
-        <w:t xml:space="preserve"> </w:t>
-      </w:r>
-      <w:r>
-        <w:t xml:space="preserve">Actualización: 2026-07-28</w:t>
-      </w:r>
-      <w:r>
-        <w:t xml:space="preserve"> </w:t>
-      </w:r>
-      <w:r>
-        <w:t xml:space="preserve">Identificador: SECURITY_V2.5.5_2026_07_28_ciszubot</w:t>
+        <w:t xml:space="preserve">Versión: 3.0.0</w:t>
+      </w:r>
+      <w:r>
+        <w:t xml:space="preserve"> </w:t>
+      </w:r>
+      <w:r>
+        <w:t xml:space="preserve">Actualización: 2026-08-01</w:t>
+      </w:r>
+      <w:r>
+        <w:t xml:space="preserve"> </w:t>
+      </w:r>
+      <w:r>
+        <w:t xml:space="preserve">Identificador: SECURITY_V3.0.0_2026_08_01_ciszubot</w:t>
       </w:r>
     </w:p>
     <w:p>
@@ -164,6 +164,88 @@
       </w:r>
     </w:p>
     <w:p>
+      <w:pPr>
+        <w:pStyle w:val="BodyText"/>
+      </w:pPr>
+      <w:r>
+        <w:t xml:space="preserve">MARCO DE DESARROLLO SEGURO (DevSecOps)</w:t>
+      </w:r>
+    </w:p>
+    <w:p>
+      <w:pPr>
+        <w:pStyle w:val="BodyText"/>
+      </w:pPr>
+      <w:r>
+        <w:t xml:space="preserve">CiszuBot aplica la filosofía DevSecOps bajo marcos normativos globales</w:t>
+      </w:r>
+      <w:r>
+        <w:t xml:space="preserve"> </w:t>
+      </w:r>
+      <w:r>
+        <w:t xml:space="preserve">estables: OWASP Top 10, NIST SP 800-218 (SSDF) e ISO/IEC 27001.</w:t>
+      </w:r>
+    </w:p>
+    <w:p>
+      <w:pPr>
+        <w:pStyle w:val="Compact"/>
+        <w:numPr>
+          <w:ilvl w:val="0"/>
+          <w:numId w:val="1001"/>
+        </w:numPr>
+      </w:pPr>
+      <w:r>
+        <w:t xml:space="preserve">Shift-Left: pruebas de seguridad desde el pre-commit local hasta el deploy.</w:t>
+      </w:r>
+    </w:p>
+    <w:p>
+      <w:pPr>
+        <w:pStyle w:val="Compact"/>
+        <w:numPr>
+          <w:ilvl w:val="0"/>
+          <w:numId w:val="1001"/>
+        </w:numPr>
+      </w:pPr>
+      <w:r>
+        <w:t xml:space="preserve">SAST: Semgrep, Secretlint y Gitleaks detectan secretos y malas prácticas en el código.</w:t>
+      </w:r>
+    </w:p>
+    <w:p>
+      <w:pPr>
+        <w:pStyle w:val="Compact"/>
+        <w:numPr>
+          <w:ilvl w:val="0"/>
+          <w:numId w:val="1001"/>
+        </w:numPr>
+      </w:pPr>
+      <w:r>
+        <w:t xml:space="preserve">DAST: OWASP ZAP escanea la landing page desplegada.</w:t>
+      </w:r>
+    </w:p>
+    <w:p>
+      <w:pPr>
+        <w:pStyle w:val="Compact"/>
+        <w:numPr>
+          <w:ilvl w:val="0"/>
+          <w:numId w:val="1001"/>
+        </w:numPr>
+      </w:pPr>
+      <w:r>
+        <w:t xml:space="preserve">Auditoría de dependencias: pnpm audit contra bases CVE.</w:t>
+      </w:r>
+    </w:p>
+    <w:p>
+      <w:pPr>
+        <w:pStyle w:val="Compact"/>
+        <w:numPr>
+          <w:ilvl w:val="0"/>
+          <w:numId w:val="1001"/>
+        </w:numPr>
+      </w:pPr>
+      <w:r>
+        <w:t xml:space="preserve">Gestión de secretos: hooks pre-commit, .env excluido de git, rotación ante filtraciones.</w:t>
+      </w:r>
+    </w:p>
+    <w:p>
       <w:r>
         <w:pict>
           <v:rect style="width:0;height:1.5pt" o:hralign="center" o:hrstd="t" o:hr="t"/>
@@ -282,6 +364,88 @@
       </w:r>
       <w:r>
         <w:t xml:space="preserve">- Use pnpm with ignore-scripts=true</w:t>
+      </w:r>
+    </w:p>
+    <w:p>
+      <w:pPr>
+        <w:pStyle w:val="BodyText"/>
+      </w:pPr>
+      <w:r>
+        <w:t xml:space="preserve">SECURE DEVELOPMENT FRAMEWORK (DevSecOps)</w:t>
+      </w:r>
+    </w:p>
+    <w:p>
+      <w:pPr>
+        <w:pStyle w:val="BodyText"/>
+      </w:pPr>
+      <w:r>
+        <w:t xml:space="preserve">CiszuBot applies the DevSecOps philosophy under stable global regulatory</w:t>
+      </w:r>
+      <w:r>
+        <w:t xml:space="preserve"> </w:t>
+      </w:r>
+      <w:r>
+        <w:t xml:space="preserve">frameworks: OWASP Top 10, NIST SP 800-218 (SSDF) and ISO/IEC 27001.</w:t>
+      </w:r>
+    </w:p>
+    <w:p>
+      <w:pPr>
+        <w:pStyle w:val="Compact"/>
+        <w:numPr>
+          <w:ilvl w:val="0"/>
+          <w:numId w:val="1002"/>
+        </w:numPr>
+      </w:pPr>
+      <w:r>
+        <w:t xml:space="preserve">Shift-Left: security tests from local pre-commit to deployment.</w:t>
+      </w:r>
+    </w:p>
+    <w:p>
+      <w:pPr>
+        <w:pStyle w:val="Compact"/>
+        <w:numPr>
+          <w:ilvl w:val="0"/>
+          <w:numId w:val="1002"/>
+        </w:numPr>
+      </w:pPr>
+      <w:r>
+        <w:t xml:space="preserve">SAST: Semgrep, Secretlint and Gitleaks detect secrets and bad practices in code.</w:t>
+      </w:r>
+    </w:p>
+    <w:p>
+      <w:pPr>
+        <w:pStyle w:val="Compact"/>
+        <w:numPr>
+          <w:ilvl w:val="0"/>
+          <w:numId w:val="1002"/>
+        </w:numPr>
+      </w:pPr>
+      <w:r>
+        <w:t xml:space="preserve">DAST: OWASP ZAP scans the deployed landing page.</w:t>
+      </w:r>
+    </w:p>
+    <w:p>
+      <w:pPr>
+        <w:pStyle w:val="Compact"/>
+        <w:numPr>
+          <w:ilvl w:val="0"/>
+          <w:numId w:val="1002"/>
+        </w:numPr>
+      </w:pPr>
+      <w:r>
+        <w:t xml:space="preserve">Dependency auditing: pnpm audit against CVE databases.</w:t>
+      </w:r>
+    </w:p>
+    <w:p>
+      <w:pPr>
+        <w:pStyle w:val="Compact"/>
+        <w:numPr>
+          <w:ilvl w:val="0"/>
+          <w:numId w:val="1002"/>
+        </w:numPr>
+      </w:pPr>
+      <w:r>
+        <w:t xml:space="preserve">Secrets management: pre-commit hooks, .env excluded from git, rotation after leaks.</w:t>
       </w:r>
     </w:p>
     <w:sectPr>
@@ -394,8 +558,117 @@
       </w:pPr>
     </w:lvl>
   </w:abstractNum>
+  <w:abstractNum w:abstractNumId="991">
+    <w:nsid w:val="0000A991"/>
+    <w:multiLevelType w:val="multilevel"/>
+    <w:lvl w:ilvl="0">
+      <w:numFmt w:val="bullet"/>
+      <w:lvlText w:val=""/>
+      <w:lvlJc w:val="left"/>
+      <w:pPr>
+        <w:ind w:left="720" w:hanging="360"/>
+      </w:pPr>
+      <w:rPr>
+        <w:rFonts w:ascii="Symbol" w:hAnsi="Symbol" w:cs="Symbol" w:hint="default"/>
+      </w:rPr>
+    </w:lvl>
+    <w:lvl w:ilvl="1">
+      <w:numFmt w:val="bullet"/>
+      <w:lvlText w:val="o"/>
+      <w:lvlJc w:val="left"/>
+      <w:pPr>
+        <w:ind w:left="1440" w:hanging="360"/>
+      </w:pPr>
+      <w:rPr>
+        <w:rFonts w:ascii="Courier New" w:hAnsi="Courier New" w:cs="Courier New" w:hint="default"/>
+      </w:rPr>
+    </w:lvl>
+    <w:lvl w:ilvl="2">
+      <w:numFmt w:val="bullet"/>
+      <w:lvlText w:val=""/>
+      <w:lvlJc w:val="left"/>
+      <w:pPr>
+        <w:ind w:left="2160" w:hanging="360"/>
+      </w:pPr>
+      <w:rPr>
+        <w:rFonts w:ascii="Wingdings" w:hAnsi="Wingdings" w:cs="Wingdings" w:hint="default"/>
+      </w:rPr>
+    </w:lvl>
+    <w:lvl w:ilvl="3">
+      <w:numFmt w:val="bullet"/>
+      <w:lvlText w:val=""/>
+      <w:lvlJc w:val="left"/>
+      <w:pPr>
+        <w:ind w:left="2880" w:hanging="360"/>
+      </w:pPr>
+      <w:rPr>
+        <w:rFonts w:ascii="Symbol" w:hAnsi="Symbol" w:cs="Symbol" w:hint="default"/>
+      </w:rPr>
+    </w:lvl>
+    <w:lvl w:ilvl="4">
+      <w:numFmt w:val="bullet"/>
+      <w:lvlText w:val="o"/>
+      <w:lvlJc w:val="left"/>
+      <w:pPr>
+        <w:ind w:left="3600" w:hanging="360"/>
+      </w:pPr>
+      <w:rPr>
+        <w:rFonts w:ascii="Courier New" w:hAnsi="Courier New" w:cs="Courier New" w:hint="default"/>
+      </w:rPr>
+    </w:lvl>
+    <w:lvl w:ilvl="5">
+      <w:numFmt w:val="bullet"/>
+      <w:lvlText w:val=""/>
+      <w:lvlJc w:val="left"/>
+      <w:pPr>
+        <w:ind w:left="4320" w:hanging="360"/>
+      </w:pPr>
+      <w:rPr>
+        <w:rFonts w:ascii="Wingdings" w:hAnsi="Wingdings" w:cs="Wingdings" w:hint="default"/>
+      </w:rPr>
+    </w:lvl>
+    <w:lvl w:ilvl="6">
+      <w:numFmt w:val="bullet"/>
+      <w:lvlText w:val=""/>
+      <w:lvlJc w:val="left"/>
+      <w:pPr>
+        <w:ind w:left="5040" w:hanging="360"/>
+      </w:pPr>
+      <w:rPr>
+        <w:rFonts w:ascii="Symbol" w:hAnsi="Symbol" w:cs="Symbol" w:hint="default"/>
+      </w:rPr>
+    </w:lvl>
+    <w:lvl w:ilvl="7">
+      <w:numFmt w:val="bullet"/>
+      <w:lvlText w:val="o"/>
+      <w:lvlJc w:val="left"/>
+      <w:pPr>
+        <w:ind w:left="5760" w:hanging="360"/>
+      </w:pPr>
+      <w:rPr>
+        <w:rFonts w:ascii="Courier New" w:hAnsi="Courier New" w:cs="Courier New" w:hint="default"/>
+      </w:rPr>
+    </w:lvl>
+    <w:lvl w:ilvl="8">
+      <w:numFmt w:val="bullet"/>
+      <w:lvlText w:val=""/>
+      <w:lvlJc w:val="left"/>
+      <w:pPr>
+        <w:ind w:left="6480" w:hanging="360"/>
+      </w:pPr>
+      <w:rPr>
+        <w:rFonts w:ascii="Wingdings" w:hAnsi="Wingdings" w:cs="Wingdings" w:hint="default"/>
+      </w:rPr>
+    </w:lvl>
+  </w:abstractNum>
   <w:num w:numId="1000">
     <w:abstractNumId w:val="990"/>
+  </w:num>
+  <w:num w:numId="1001">
+    <w:abstractNumId w:val="991"/>
+  </w:num>
+  <w:num w:numId="1002">
+    <w:abstractNumId w:val="991"/>
   </w:num>
 </w:numbering>
 </file>

--- a/projects/ciszubot/website/public/docs/docx/SECURITY.docx
+++ b/projects/ciszubot/website/public/docs/docx/SECURITY.docx
@@ -19,19 +19,19 @@
         <w:t xml:space="preserve"> </w:t>
       </w:r>
       <w:r>
-        <w:t xml:space="preserve">Versión: 3.0.0</w:t>
-      </w:r>
-      <w:r>
-        <w:t xml:space="preserve"> </w:t>
-      </w:r>
-      <w:r>
-        <w:t xml:space="preserve">Actualización: 2026-08-01</w:t>
-      </w:r>
-      <w:r>
-        <w:t xml:space="preserve"> </w:t>
-      </w:r>
-      <w:r>
-        <w:t xml:space="preserve">Identificador: SECURITY_V3.0.0_2026_08_01_ciszubot</w:t>
+        <w:t xml:space="preserve">Versión: 2.5.5</w:t>
+      </w:r>
+      <w:r>
+        <w:t xml:space="preserve"> </w:t>
+      </w:r>
+      <w:r>
+        <w:t xml:space="preserve">Actualización: 2026-07-28</w:t>
+      </w:r>
+      <w:r>
+        <w:t xml:space="preserve"> </w:t>
+      </w:r>
+      <w:r>
+        <w:t xml:space="preserve">Identificador: SECURITY_V2.5.5_2026_07_28_ciszubot</w:t>
       </w:r>
     </w:p>
     <w:p>
@@ -164,88 +164,6 @@
       </w:r>
     </w:p>
     <w:p>
-      <w:pPr>
-        <w:pStyle w:val="BodyText"/>
-      </w:pPr>
-      <w:r>
-        <w:t xml:space="preserve">MARCO DE DESARROLLO SEGURO (DevSecOps)</w:t>
-      </w:r>
-    </w:p>
-    <w:p>
-      <w:pPr>
-        <w:pStyle w:val="BodyText"/>
-      </w:pPr>
-      <w:r>
-        <w:t xml:space="preserve">CiszuBot aplica la filosofía DevSecOps bajo marcos normativos globales</w:t>
-      </w:r>
-      <w:r>
-        <w:t xml:space="preserve"> </w:t>
-      </w:r>
-      <w:r>
-        <w:t xml:space="preserve">estables: OWASP Top 10, NIST SP 800-218 (SSDF) e ISO/IEC 27001.</w:t>
-      </w:r>
-    </w:p>
-    <w:p>
-      <w:pPr>
-        <w:pStyle w:val="Compact"/>
-        <w:numPr>
-          <w:ilvl w:val="0"/>
-          <w:numId w:val="1001"/>
-        </w:numPr>
-      </w:pPr>
-      <w:r>
-        <w:t xml:space="preserve">Shift-Left: pruebas de seguridad desde el pre-commit local hasta el deploy.</w:t>
-      </w:r>
-    </w:p>
-    <w:p>
-      <w:pPr>
-        <w:pStyle w:val="Compact"/>
-        <w:numPr>
-          <w:ilvl w:val="0"/>
-          <w:numId w:val="1001"/>
-        </w:numPr>
-      </w:pPr>
-      <w:r>
-        <w:t xml:space="preserve">SAST: Semgrep, Secretlint y Gitleaks detectan secretos y malas prácticas en el código.</w:t>
-      </w:r>
-    </w:p>
-    <w:p>
-      <w:pPr>
-        <w:pStyle w:val="Compact"/>
-        <w:numPr>
-          <w:ilvl w:val="0"/>
-          <w:numId w:val="1001"/>
-        </w:numPr>
-      </w:pPr>
-      <w:r>
-        <w:t xml:space="preserve">DAST: OWASP ZAP escanea la landing page desplegada.</w:t>
-      </w:r>
-    </w:p>
-    <w:p>
-      <w:pPr>
-        <w:pStyle w:val="Compact"/>
-        <w:numPr>
-          <w:ilvl w:val="0"/>
-          <w:numId w:val="1001"/>
-        </w:numPr>
-      </w:pPr>
-      <w:r>
-        <w:t xml:space="preserve">Auditoría de dependencias: pnpm audit contra bases CVE.</w:t>
-      </w:r>
-    </w:p>
-    <w:p>
-      <w:pPr>
-        <w:pStyle w:val="Compact"/>
-        <w:numPr>
-          <w:ilvl w:val="0"/>
-          <w:numId w:val="1001"/>
-        </w:numPr>
-      </w:pPr>
-      <w:r>
-        <w:t xml:space="preserve">Gestión de secretos: hooks pre-commit, .env excluido de git, rotación ante filtraciones.</w:t>
-      </w:r>
-    </w:p>
-    <w:p>
       <w:r>
         <w:pict>
           <v:rect style="width:0;height:1.5pt" o:hralign="center" o:hrstd="t" o:hr="t"/>
@@ -364,88 +282,6 @@
       </w:r>
       <w:r>
         <w:t xml:space="preserve">- Use pnpm with ignore-scripts=true</w:t>
-      </w:r>
-    </w:p>
-    <w:p>
-      <w:pPr>
-        <w:pStyle w:val="BodyText"/>
-      </w:pPr>
-      <w:r>
-        <w:t xml:space="preserve">SECURE DEVELOPMENT FRAMEWORK (DevSecOps)</w:t>
-      </w:r>
-    </w:p>
-    <w:p>
-      <w:pPr>
-        <w:pStyle w:val="BodyText"/>
-      </w:pPr>
-      <w:r>
-        <w:t xml:space="preserve">CiszuBot applies the DevSecOps philosophy under stable global regulatory</w:t>
-      </w:r>
-      <w:r>
-        <w:t xml:space="preserve"> </w:t>
-      </w:r>
-      <w:r>
-        <w:t xml:space="preserve">frameworks: OWASP Top 10, NIST SP 800-218 (SSDF) and ISO/IEC 27001.</w:t>
-      </w:r>
-    </w:p>
-    <w:p>
-      <w:pPr>
-        <w:pStyle w:val="Compact"/>
-        <w:numPr>
-          <w:ilvl w:val="0"/>
-          <w:numId w:val="1002"/>
-        </w:numPr>
-      </w:pPr>
-      <w:r>
-        <w:t xml:space="preserve">Shift-Left: security tests from local pre-commit to deployment.</w:t>
-      </w:r>
-    </w:p>
-    <w:p>
-      <w:pPr>
-        <w:pStyle w:val="Compact"/>
-        <w:numPr>
-          <w:ilvl w:val="0"/>
-          <w:numId w:val="1002"/>
-        </w:numPr>
-      </w:pPr>
-      <w:r>
-        <w:t xml:space="preserve">SAST: Semgrep, Secretlint and Gitleaks detect secrets and bad practices in code.</w:t>
-      </w:r>
-    </w:p>
-    <w:p>
-      <w:pPr>
-        <w:pStyle w:val="Compact"/>
-        <w:numPr>
-          <w:ilvl w:val="0"/>
-          <w:numId w:val="1002"/>
-        </w:numPr>
-      </w:pPr>
-      <w:r>
-        <w:t xml:space="preserve">DAST: OWASP ZAP scans the deployed landing page.</w:t>
-      </w:r>
-    </w:p>
-    <w:p>
-      <w:pPr>
-        <w:pStyle w:val="Compact"/>
-        <w:numPr>
-          <w:ilvl w:val="0"/>
-          <w:numId w:val="1002"/>
-        </w:numPr>
-      </w:pPr>
-      <w:r>
-        <w:t xml:space="preserve">Dependency auditing: pnpm audit against CVE databases.</w:t>
-      </w:r>
-    </w:p>
-    <w:p>
-      <w:pPr>
-        <w:pStyle w:val="Compact"/>
-        <w:numPr>
-          <w:ilvl w:val="0"/>
-          <w:numId w:val="1002"/>
-        </w:numPr>
-      </w:pPr>
-      <w:r>
-        <w:t xml:space="preserve">Secrets management: pre-commit hooks, .env excluded from git, rotation after leaks.</w:t>
       </w:r>
     </w:p>
     <w:sectPr>
@@ -558,117 +394,8 @@
       </w:pPr>
     </w:lvl>
   </w:abstractNum>
-  <w:abstractNum w:abstractNumId="991">
-    <w:nsid w:val="0000A991"/>
-    <w:multiLevelType w:val="multilevel"/>
-    <w:lvl w:ilvl="0">
-      <w:numFmt w:val="bullet"/>
-      <w:lvlText w:val=""/>
-      <w:lvlJc w:val="left"/>
-      <w:pPr>
-        <w:ind w:left="720" w:hanging="360"/>
-      </w:pPr>
-      <w:rPr>
-        <w:rFonts w:ascii="Symbol" w:hAnsi="Symbol" w:cs="Symbol" w:hint="default"/>
-      </w:rPr>
-    </w:lvl>
-    <w:lvl w:ilvl="1">
-      <w:numFmt w:val="bullet"/>
-      <w:lvlText w:val="o"/>
-      <w:lvlJc w:val="left"/>
-      <w:pPr>
-        <w:ind w:left="1440" w:hanging="360"/>
-      </w:pPr>
-      <w:rPr>
-        <w:rFonts w:ascii="Courier New" w:hAnsi="Courier New" w:cs="Courier New" w:hint="default"/>
-      </w:rPr>
-    </w:lvl>
-    <w:lvl w:ilvl="2">
-      <w:numFmt w:val="bullet"/>
-      <w:lvlText w:val=""/>
-      <w:lvlJc w:val="left"/>
-      <w:pPr>
-        <w:ind w:left="2160" w:hanging="360"/>
-      </w:pPr>
-      <w:rPr>
-        <w:rFonts w:ascii="Wingdings" w:hAnsi="Wingdings" w:cs="Wingdings" w:hint="default"/>
-      </w:rPr>
-    </w:lvl>
-    <w:lvl w:ilvl="3">
-      <w:numFmt w:val="bullet"/>
-      <w:lvlText w:val=""/>
-      <w:lvlJc w:val="left"/>
-      <w:pPr>
-        <w:ind w:left="2880" w:hanging="360"/>
-      </w:pPr>
-      <w:rPr>
-        <w:rFonts w:ascii="Symbol" w:hAnsi="Symbol" w:cs="Symbol" w:hint="default"/>
-      </w:rPr>
-    </w:lvl>
-    <w:lvl w:ilvl="4">
-      <w:numFmt w:val="bullet"/>
-      <w:lvlText w:val="o"/>
-      <w:lvlJc w:val="left"/>
-      <w:pPr>
-        <w:ind w:left="3600" w:hanging="360"/>
-      </w:pPr>
-      <w:rPr>
-        <w:rFonts w:ascii="Courier New" w:hAnsi="Courier New" w:cs="Courier New" w:hint="default"/>
-      </w:rPr>
-    </w:lvl>
-    <w:lvl w:ilvl="5">
-      <w:numFmt w:val="bullet"/>
-      <w:lvlText w:val=""/>
-      <w:lvlJc w:val="left"/>
-      <w:pPr>
-        <w:ind w:left="4320" w:hanging="360"/>
-      </w:pPr>
-      <w:rPr>
-        <w:rFonts w:ascii="Wingdings" w:hAnsi="Wingdings" w:cs="Wingdings" w:hint="default"/>
-      </w:rPr>
-    </w:lvl>
-    <w:lvl w:ilvl="6">
-      <w:numFmt w:val="bullet"/>
-      <w:lvlText w:val=""/>
-      <w:lvlJc w:val="left"/>
-      <w:pPr>
-        <w:ind w:left="5040" w:hanging="360"/>
-      </w:pPr>
-      <w:rPr>
-        <w:rFonts w:ascii="Symbol" w:hAnsi="Symbol" w:cs="Symbol" w:hint="default"/>
-      </w:rPr>
-    </w:lvl>
-    <w:lvl w:ilvl="7">
-      <w:numFmt w:val="bullet"/>
-      <w:lvlText w:val="o"/>
-      <w:lvlJc w:val="left"/>
-      <w:pPr>
-        <w:ind w:left="5760" w:hanging="360"/>
-      </w:pPr>
-      <w:rPr>
-        <w:rFonts w:ascii="Courier New" w:hAnsi="Courier New" w:cs="Courier New" w:hint="default"/>
-      </w:rPr>
-    </w:lvl>
-    <w:lvl w:ilvl="8">
-      <w:numFmt w:val="bullet"/>
-      <w:lvlText w:val=""/>
-      <w:lvlJc w:val="left"/>
-      <w:pPr>
-        <w:ind w:left="6480" w:hanging="360"/>
-      </w:pPr>
-      <w:rPr>
-        <w:rFonts w:ascii="Wingdings" w:hAnsi="Wingdings" w:cs="Wingdings" w:hint="default"/>
-      </w:rPr>
-    </w:lvl>
-  </w:abstractNum>
   <w:num w:numId="1000">
     <w:abstractNumId w:val="990"/>
-  </w:num>
-  <w:num w:numId="1001">
-    <w:abstractNumId w:val="991"/>
-  </w:num>
-  <w:num w:numId="1002">
-    <w:abstractNumId w:val="991"/>
   </w:num>
 </w:numbering>
 </file>
